--- a/Chinese/小小艺术家little_artist_pbl/booklets/day3_booklet.docx
+++ b/Chinese/小小艺术家little_artist_pbl/booklets/day3_booklet.docx
@@ -222,7 +222,7 @@
           <w:sz w:val="22"/>
           <w:szCs w:val="22"/>
         </w:rPr>
-        <w:t xml:space="preserve">看一看, 这幅水墨画里有什么？</w:t>
+        <w:t xml:space="preserve">想一想, 水墨画有什么特点？/ Think — what makes ink painting special?</w:t>
       </w:r>
     </w:p>
     <w:p>
@@ -283,7 +283,7 @@
                 <w:sz w:val="22"/>
                 <w:szCs w:val="22"/>
               </w:rPr>
-              <w:t xml:space="preserve">📷  细长的绿叶, 一节一节的茎  Tall thin leaves, jointed stem</w:t>
+              <w:t xml:space="preserve">📷  毛笔 — 长长的笔杆, 软软的笔毛, 尖尖的笔尖  Long handle, soft hair, pointed tip</w:t>
             </w:r>
           </w:p>
         </w:tc>
@@ -300,7 +300,7 @@
           <w:sz w:val="20"/>
           <w:szCs w:val="20"/>
         </w:rPr>
-        <w:t xml:space="preserve">这幅水墨画画的是什么？  What is in this ink painting?</w:t>
+        <w:t xml:space="preserve">水墨画用什么「笔」来画？  What kind of brush is used for ink painting?</w:t>
       </w:r>
     </w:p>
     <w:p>
@@ -323,7 +323,7 @@
           <w:sz w:val="18"/>
           <w:szCs w:val="18"/>
         </w:rPr>
-        <w:t xml:space="preserve">竹子 Bamboo</w:t>
+        <w:t xml:space="preserve">铅笔 Pencil</w:t>
       </w:r>
       <w:r>
         <w:rPr>
@@ -347,7 +347,7 @@
           <w:sz w:val="18"/>
           <w:szCs w:val="18"/>
         </w:rPr>
-        <w:t xml:space="preserve">花 Flower</w:t>
+        <w:t xml:space="preserve">毛笔 Maobi (ink brush)</w:t>
       </w:r>
       <w:r>
         <w:rPr>
@@ -371,7 +371,7 @@
           <w:sz w:val="18"/>
           <w:szCs w:val="18"/>
         </w:rPr>
-        <w:t xml:space="preserve">熊猫 Panda</w:t>
+        <w:t xml:space="preserve">蜡笔 Crayon</w:t>
       </w:r>
     </w:p>
     <w:p>
@@ -432,7 +432,7 @@
                 <w:sz w:val="22"/>
                 <w:szCs w:val="22"/>
               </w:rPr>
-              <w:t xml:space="preserve">📷  黑白圆圆的动物, 黑眼圈  Round black-and-white animal</w:t>
+              <w:t xml:space="preserve">📷  一幅水墨山水画 — 只有黑、白、灰  An ink landscape — only black, white &amp; gray</w:t>
             </w:r>
           </w:p>
         </w:tc>
@@ -449,7 +449,7 @@
           <w:sz w:val="20"/>
           <w:szCs w:val="20"/>
         </w:rPr>
-        <w:t xml:space="preserve">这幅水墨画画的是什么？  What is in this ink painting?</w:t>
+        <w:t xml:space="preserve">水墨画主要是什么颜色？  What colors does ink painting mainly use?</w:t>
       </w:r>
     </w:p>
     <w:p>
@@ -472,7 +472,7 @@
           <w:sz w:val="18"/>
           <w:szCs w:val="18"/>
         </w:rPr>
-        <w:t xml:space="preserve">鱼 Fish</w:t>
+        <w:t xml:space="preserve">五颜六色 Many colors</w:t>
       </w:r>
       <w:r>
         <w:rPr>
@@ -496,7 +496,7 @@
           <w:sz w:val="18"/>
           <w:szCs w:val="18"/>
         </w:rPr>
-        <w:t xml:space="preserve">熊猫 Panda</w:t>
+        <w:t xml:space="preserve">只有红色 Only red</w:t>
       </w:r>
       <w:r>
         <w:rPr>
@@ -520,7 +520,7 @@
           <w:sz w:val="18"/>
           <w:szCs w:val="18"/>
         </w:rPr>
-        <w:t xml:space="preserve">竹子 Bamboo</w:t>
+        <w:t xml:space="preserve">黑、白、灰 Black, white &amp; gray</w:t>
       </w:r>
     </w:p>
     <w:p>
@@ -581,7 +581,7 @@
                 <w:sz w:val="22"/>
                 <w:szCs w:val="22"/>
               </w:rPr>
-              <w:t xml:space="preserve">📷  在水里游, 有尾巴和鳍  Swimming, with tail and fins</w:t>
+              <w:t xml:space="preserve">📷  画的角落有一个红色方块, 上面有字  A small red square stamp in the corner, with characters</w:t>
             </w:r>
           </w:p>
         </w:tc>
@@ -598,7 +598,7 @@
           <w:sz w:val="20"/>
           <w:szCs w:val="20"/>
         </w:rPr>
-        <w:t xml:space="preserve">这幅水墨画画的是什么？  What is in this ink painting?</w:t>
+        <w:t xml:space="preserve">画上那个红色方块的「印」是什么？  What is the small red stamp on the painting?</w:t>
       </w:r>
     </w:p>
     <w:p>
@@ -621,7 +621,7 @@
           <w:sz w:val="18"/>
           <w:szCs w:val="18"/>
         </w:rPr>
-        <w:t xml:space="preserve">花 Flower</w:t>
+        <w:t xml:space="preserve">一个错误 Mistake</w:t>
       </w:r>
       <w:r>
         <w:rPr>
@@ -645,7 +645,7 @@
           <w:sz w:val="18"/>
           <w:szCs w:val="18"/>
         </w:rPr>
-        <w:t xml:space="preserve">熊猫 Panda</w:t>
+        <w:t xml:space="preserve">印章 — 画家的签名 Artist’s seal</w:t>
       </w:r>
       <w:r>
         <w:rPr>
@@ -669,7 +669,7 @@
           <w:sz w:val="18"/>
           <w:szCs w:val="18"/>
         </w:rPr>
-        <w:t xml:space="preserve">鱼 Fish</w:t>
+        <w:t xml:space="preserve">装饰 Decoration</w:t>
       </w:r>
     </w:p>
     <w:p>
@@ -730,7 +730,7 @@
                 <w:sz w:val="22"/>
                 <w:szCs w:val="22"/>
               </w:rPr>
-              <w:t xml:space="preserve">📷  远远的山和云  Mountains and clouds in the distance</w:t>
+              <w:t xml:space="preserve">📷  一幅水墨画, 中间和上方有大片白色, 没有画满  Large empty white spaces — the paper is not filled</w:t>
             </w:r>
           </w:p>
         </w:tc>
@@ -747,7 +747,7 @@
           <w:sz w:val="20"/>
           <w:szCs w:val="20"/>
         </w:rPr>
-        <w:t xml:space="preserve">这幅水墨画画的是什么？  What is in this ink painting?</w:t>
+        <w:t xml:space="preserve">为什么水墨画常常有大片空白？  Why does ink painting leave so much white space?</w:t>
       </w:r>
     </w:p>
     <w:p>
@@ -770,7 +770,7 @@
           <w:sz w:val="18"/>
           <w:szCs w:val="18"/>
         </w:rPr>
-        <w:t xml:space="preserve">花 Flower</w:t>
+        <w:t xml:space="preserve">画家忘记画了 Forgot to paint</w:t>
       </w:r>
       <w:r>
         <w:rPr>
@@ -794,7 +794,7 @@
           <w:sz w:val="18"/>
           <w:szCs w:val="18"/>
         </w:rPr>
-        <w:t xml:space="preserve">山水 Landscape</w:t>
+        <w:t xml:space="preserve">纸不够好 Paper is bad</w:t>
       </w:r>
       <w:r>
         <w:rPr>
@@ -818,7 +818,7 @@
           <w:sz w:val="18"/>
           <w:szCs w:val="18"/>
         </w:rPr>
-        <w:t xml:space="preserve">鱼 Fish</w:t>
+        <w:t xml:space="preserve">留白 — 让画「呼吸」 Negative space</w:t>
       </w:r>
     </w:p>
     <w:p>
